--- a/Materias/Diseño de sistemas/Material/TP1/Flujos de sucesos/CU7 - Registrar tarea/CU - Registrar tarea.docx
+++ b/Materias/Diseño de sistemas/Material/TP1/Flujos de sucesos/CU7 - Registrar tarea/CU - Registrar tarea.docx
@@ -9413,12 +9413,12 @@
           <wp:inline distB="114300" distT="114300" distL="114300" distR="114300">
             <wp:extent cx="5731200" cy="1651000"/>
             <wp:effectExtent b="0" l="0" r="0" t="0"/>
-            <wp:docPr id="2" name="image2.png"/>
+            <wp:docPr id="2" name="image1.png"/>
             <a:graphic>
               <a:graphicData uri="http://schemas.openxmlformats.org/drawingml/2006/picture">
                 <pic:pic>
                   <pic:nvPicPr>
-                    <pic:cNvPr id="0" name="image2.png"/>
+                    <pic:cNvPr id="0" name="image1.png"/>
                     <pic:cNvPicPr preferRelativeResize="0"/>
                   </pic:nvPicPr>
                   <pic:blipFill>
@@ -9522,12 +9522,12 @@
           <wp:inline distB="114300" distT="114300" distL="114300" distR="114300">
             <wp:extent cx="3127375" cy="4332609"/>
             <wp:effectExtent b="0" l="0" r="0" t="0"/>
-            <wp:docPr id="6" name="image3.png"/>
+            <wp:docPr id="6" name="image4.png"/>
             <a:graphic>
               <a:graphicData uri="http://schemas.openxmlformats.org/drawingml/2006/picture">
                 <pic:pic>
                   <pic:nvPicPr>
-                    <pic:cNvPr id="0" name="image3.png"/>
+                    <pic:cNvPr id="0" name="image4.png"/>
                     <pic:cNvPicPr preferRelativeResize="0"/>
                   </pic:nvPicPr>
                   <pic:blipFill>
@@ -9614,12 +9614,12 @@
           <wp:inline distB="114300" distT="114300" distL="114300" distR="114300">
             <wp:extent cx="5581650" cy="2215971"/>
             <wp:effectExtent b="0" l="0" r="0" t="0"/>
-            <wp:docPr id="4" name="image1.png"/>
+            <wp:docPr id="4" name="image3.png"/>
             <a:graphic>
               <a:graphicData uri="http://schemas.openxmlformats.org/drawingml/2006/picture">
                 <pic:pic>
                   <pic:nvPicPr>
-                    <pic:cNvPr id="0" name="image1.png"/>
+                    <pic:cNvPr id="0" name="image3.png"/>
                     <pic:cNvPicPr preferRelativeResize="0"/>
                   </pic:nvPicPr>
                   <pic:blipFill>
@@ -9723,12 +9723,12 @@
           <wp:inline distB="114300" distT="114300" distL="114300" distR="114300">
             <wp:extent cx="4438650" cy="5476875"/>
             <wp:effectExtent b="0" l="0" r="0" t="0"/>
-            <wp:docPr id="5" name="image5.png"/>
+            <wp:docPr id="5" name="image2.png"/>
             <a:graphic>
               <a:graphicData uri="http://schemas.openxmlformats.org/drawingml/2006/picture">
                 <pic:pic>
                   <pic:nvPicPr>
-                    <pic:cNvPr id="0" name="image5.png"/>
+                    <pic:cNvPr id="0" name="image2.png"/>
                     <pic:cNvPicPr preferRelativeResize="0"/>
                   </pic:nvPicPr>
                   <pic:blipFill>
@@ -9815,12 +9815,12 @@
           <wp:inline distB="114300" distT="114300" distL="114300" distR="114300">
             <wp:extent cx="5731200" cy="2362200"/>
             <wp:effectExtent b="0" l="0" r="0" t="0"/>
-            <wp:docPr id="3" name="image4.png"/>
+            <wp:docPr id="3" name="image6.png"/>
             <a:graphic>
               <a:graphicData uri="http://schemas.openxmlformats.org/drawingml/2006/picture">
                 <pic:pic>
                   <pic:nvPicPr>
-                    <pic:cNvPr id="0" name="image4.png"/>
+                    <pic:cNvPr id="0" name="image6.png"/>
                     <pic:cNvPicPr preferRelativeResize="0"/>
                   </pic:nvPicPr>
                   <pic:blipFill>
@@ -9924,12 +9924,12 @@
           <wp:inline distB="114300" distT="114300" distL="114300" distR="114300">
             <wp:extent cx="4967288" cy="2698178"/>
             <wp:effectExtent b="0" l="0" r="0" t="0"/>
-            <wp:docPr id="1" name="image6.png"/>
+            <wp:docPr id="1" name="image5.png"/>
             <a:graphic>
               <a:graphicData uri="http://schemas.openxmlformats.org/drawingml/2006/picture">
                 <pic:pic>
                   <pic:nvPicPr>
-                    <pic:cNvPr id="0" name="image6.png"/>
+                    <pic:cNvPr id="0" name="image5.png"/>
                     <pic:cNvPicPr preferRelativeResize="0"/>
                   </pic:nvPicPr>
                   <pic:blipFill>
